--- a/Protokolle/Protokoll 25.09.2026.docx
+++ b/Protokolle/Protokoll 25.09.2026.docx
@@ -43,44 +43,112 @@
     </w:p>
     <w:p>
       <w:r>
-        <w:t>8:15 – 10:15</w:t>
+        <w:t xml:space="preserve">8:15 – </w:t>
+      </w:r>
+      <w:r>
+        <w:t>9:30</w:t>
       </w:r>
     </w:p>
     <w:p>
-      <w:r>
-        <w:t>1</w:t>
-      </w:r>
-      <w:r>
-        <w:t>0</w:t>
-      </w:r>
-      <w:r>
-        <w:t>:</w:t>
-      </w:r>
-      <w:r>
-        <w:t>15</w:t>
-      </w:r>
-      <w:r>
-        <w:t xml:space="preserve"> </w:t>
-      </w:r>
-      <w:r>
-        <w:t>–</w:t>
-      </w:r>
-      <w:r>
-        <w:t xml:space="preserve"> 1</w:t>
-      </w:r>
-      <w:r>
-        <w:t>1:00</w:t>
+      <w:pPr>
+        <w:pStyle w:val="Listenabsatz"/>
+        <w:numPr>
+          <w:ilvl w:val="0"/>
+          <w:numId w:val="5"/>
+        </w:numPr>
+      </w:pPr>
+      <w:r>
+        <w:t>Junior Company Arbeit</w:t>
       </w:r>
     </w:p>
     <w:p>
       <w:r>
+        <w:t>9:30 - 10:15</w:t>
+      </w:r>
+    </w:p>
+    <w:p>
+      <w:pPr>
+        <w:pStyle w:val="Listenabsatz"/>
+        <w:numPr>
+          <w:ilvl w:val="0"/>
+          <w:numId w:val="5"/>
+        </w:numPr>
+      </w:pPr>
+      <w:r>
+        <w:t>Meilensteine geschrieben</w:t>
+      </w:r>
+    </w:p>
+    <w:p>
+      <w:r>
         <w:t>1</w:t>
       </w:r>
       <w:r>
+        <w:t>0</w:t>
+      </w:r>
+      <w:r>
+        <w:t>:</w:t>
+      </w:r>
+      <w:r>
+        <w:t>15</w:t>
+      </w:r>
+      <w:r>
+        <w:t xml:space="preserve"> </w:t>
+      </w:r>
+      <w:r>
+        <w:t>–</w:t>
+      </w:r>
+      <w:r>
+        <w:t xml:space="preserve"> 1</w:t>
+      </w:r>
+      <w:r>
         <w:t>1:00</w:t>
       </w:r>
+    </w:p>
+    <w:p>
+      <w:pPr>
+        <w:pStyle w:val="Listenabsatz"/>
+        <w:numPr>
+          <w:ilvl w:val="0"/>
+          <w:numId w:val="5"/>
+        </w:numPr>
+      </w:pPr>
+      <w:r>
+        <w:t>Die Meilensteine besprochen</w:t>
+      </w:r>
+    </w:p>
+    <w:p>
+      <w:r>
+        <w:t>1</w:t>
+      </w:r>
+      <w:r>
+        <w:t>1:00</w:t>
+      </w:r>
       <w:r>
         <w:t xml:space="preserve"> – 12:55</w:t>
+      </w:r>
+    </w:p>
+    <w:p>
+      <w:pPr>
+        <w:pStyle w:val="Listenabsatz"/>
+        <w:numPr>
+          <w:ilvl w:val="0"/>
+          <w:numId w:val="5"/>
+        </w:numPr>
+      </w:pPr>
+      <w:r>
+        <w:t xml:space="preserve">Erstes Design fertiggestellt </w:t>
+      </w:r>
+    </w:p>
+    <w:p>
+      <w:pPr>
+        <w:pStyle w:val="Listenabsatz"/>
+        <w:numPr>
+          <w:ilvl w:val="0"/>
+          <w:numId w:val="5"/>
+        </w:numPr>
+      </w:pPr>
+      <w:r>
+        <w:t>Das größte Problem wird die Elektronische Verbindung der Elemente</w:t>
       </w:r>
     </w:p>
     <w:sectPr>
@@ -209,6 +277,119 @@
     </w:lvl>
   </w:abstractNum>
   <w:abstractNum w:abstractNumId="1" w15:restartNumberingAfterBreak="0">
+    <w:nsid w:val="10206078"/>
+    <w:multiLevelType w:val="hybridMultilevel"/>
+    <w:tmpl w:val="4A0C3616"/>
+    <w:lvl w:ilvl="0" w:tplc="04070001">
+      <w:start w:val="1"/>
+      <w:numFmt w:val="bullet"/>
+      <w:lvlText w:val=""/>
+      <w:lvlJc w:val="left"/>
+      <w:pPr>
+        <w:ind w:left="720" w:hanging="360"/>
+      </w:pPr>
+      <w:rPr>
+        <w:rFonts w:ascii="Symbol" w:hAnsi="Symbol" w:hint="default"/>
+      </w:rPr>
+    </w:lvl>
+    <w:lvl w:ilvl="1" w:tplc="04070003" w:tentative="1">
+      <w:start w:val="1"/>
+      <w:numFmt w:val="bullet"/>
+      <w:lvlText w:val="o"/>
+      <w:lvlJc w:val="left"/>
+      <w:pPr>
+        <w:ind w:left="1440" w:hanging="360"/>
+      </w:pPr>
+      <w:rPr>
+        <w:rFonts w:ascii="Courier New" w:hAnsi="Courier New" w:cs="Courier New" w:hint="default"/>
+      </w:rPr>
+    </w:lvl>
+    <w:lvl w:ilvl="2" w:tplc="04070005" w:tentative="1">
+      <w:start w:val="1"/>
+      <w:numFmt w:val="bullet"/>
+      <w:lvlText w:val=""/>
+      <w:lvlJc w:val="left"/>
+      <w:pPr>
+        <w:ind w:left="2160" w:hanging="360"/>
+      </w:pPr>
+      <w:rPr>
+        <w:rFonts w:ascii="Wingdings" w:hAnsi="Wingdings" w:hint="default"/>
+      </w:rPr>
+    </w:lvl>
+    <w:lvl w:ilvl="3" w:tplc="04070001" w:tentative="1">
+      <w:start w:val="1"/>
+      <w:numFmt w:val="bullet"/>
+      <w:lvlText w:val=""/>
+      <w:lvlJc w:val="left"/>
+      <w:pPr>
+        <w:ind w:left="2880" w:hanging="360"/>
+      </w:pPr>
+      <w:rPr>
+        <w:rFonts w:ascii="Symbol" w:hAnsi="Symbol" w:hint="default"/>
+      </w:rPr>
+    </w:lvl>
+    <w:lvl w:ilvl="4" w:tplc="04070003" w:tentative="1">
+      <w:start w:val="1"/>
+      <w:numFmt w:val="bullet"/>
+      <w:lvlText w:val="o"/>
+      <w:lvlJc w:val="left"/>
+      <w:pPr>
+        <w:ind w:left="3600" w:hanging="360"/>
+      </w:pPr>
+      <w:rPr>
+        <w:rFonts w:ascii="Courier New" w:hAnsi="Courier New" w:cs="Courier New" w:hint="default"/>
+      </w:rPr>
+    </w:lvl>
+    <w:lvl w:ilvl="5" w:tplc="04070005" w:tentative="1">
+      <w:start w:val="1"/>
+      <w:numFmt w:val="bullet"/>
+      <w:lvlText w:val=""/>
+      <w:lvlJc w:val="left"/>
+      <w:pPr>
+        <w:ind w:left="4320" w:hanging="360"/>
+      </w:pPr>
+      <w:rPr>
+        <w:rFonts w:ascii="Wingdings" w:hAnsi="Wingdings" w:hint="default"/>
+      </w:rPr>
+    </w:lvl>
+    <w:lvl w:ilvl="6" w:tplc="04070001" w:tentative="1">
+      <w:start w:val="1"/>
+      <w:numFmt w:val="bullet"/>
+      <w:lvlText w:val=""/>
+      <w:lvlJc w:val="left"/>
+      <w:pPr>
+        <w:ind w:left="5040" w:hanging="360"/>
+      </w:pPr>
+      <w:rPr>
+        <w:rFonts w:ascii="Symbol" w:hAnsi="Symbol" w:hint="default"/>
+      </w:rPr>
+    </w:lvl>
+    <w:lvl w:ilvl="7" w:tplc="04070003" w:tentative="1">
+      <w:start w:val="1"/>
+      <w:numFmt w:val="bullet"/>
+      <w:lvlText w:val="o"/>
+      <w:lvlJc w:val="left"/>
+      <w:pPr>
+        <w:ind w:left="5760" w:hanging="360"/>
+      </w:pPr>
+      <w:rPr>
+        <w:rFonts w:ascii="Courier New" w:hAnsi="Courier New" w:cs="Courier New" w:hint="default"/>
+      </w:rPr>
+    </w:lvl>
+    <w:lvl w:ilvl="8" w:tplc="04070005" w:tentative="1">
+      <w:start w:val="1"/>
+      <w:numFmt w:val="bullet"/>
+      <w:lvlText w:val=""/>
+      <w:lvlJc w:val="left"/>
+      <w:pPr>
+        <w:ind w:left="6480" w:hanging="360"/>
+      </w:pPr>
+      <w:rPr>
+        <w:rFonts w:ascii="Wingdings" w:hAnsi="Wingdings" w:hint="default"/>
+      </w:rPr>
+    </w:lvl>
+  </w:abstractNum>
+  <w:abstractNum w:abstractNumId="2" w15:restartNumberingAfterBreak="0">
     <w:nsid w:val="14D72998"/>
     <w:multiLevelType w:val="hybridMultilevel"/>
     <w:tmpl w:val="61BCDE92"/>
@@ -321,7 +502,7 @@
       </w:rPr>
     </w:lvl>
   </w:abstractNum>
-  <w:abstractNum w:abstractNumId="2" w15:restartNumberingAfterBreak="0">
+  <w:abstractNum w:abstractNumId="3" w15:restartNumberingAfterBreak="0">
     <w:nsid w:val="2CAA2175"/>
     <w:multiLevelType w:val="hybridMultilevel"/>
     <w:tmpl w:val="7E249E62"/>
@@ -434,7 +615,7 @@
       </w:rPr>
     </w:lvl>
   </w:abstractNum>
-  <w:abstractNum w:abstractNumId="3" w15:restartNumberingAfterBreak="0">
+  <w:abstractNum w:abstractNumId="4" w15:restartNumberingAfterBreak="0">
     <w:nsid w:val="7D8E794A"/>
     <w:multiLevelType w:val="hybridMultilevel"/>
     <w:tmpl w:val="AA70FFF4"/>
@@ -548,16 +729,19 @@
     </w:lvl>
   </w:abstractNum>
   <w:num w:numId="1" w16cid:durableId="1038359227">
-    <w:abstractNumId w:val="2"/>
+    <w:abstractNumId w:val="3"/>
   </w:num>
   <w:num w:numId="2" w16cid:durableId="1456873260">
-    <w:abstractNumId w:val="1"/>
+    <w:abstractNumId w:val="2"/>
   </w:num>
   <w:num w:numId="3" w16cid:durableId="840311489">
     <w:abstractNumId w:val="0"/>
   </w:num>
   <w:num w:numId="4" w16cid:durableId="1325083830">
-    <w:abstractNumId w:val="3"/>
+    <w:abstractNumId w:val="4"/>
+  </w:num>
+  <w:num w:numId="5" w16cid:durableId="34164811">
+    <w:abstractNumId w:val="1"/>
   </w:num>
 </w:numbering>
 </file>
